--- a/_materials/dogovor-pacienta/out/ИДС-рентгенологическое-исследование.docx
+++ b/_materials/dogovor-pacienta/out/ИДС-рентгенологическое-исследование.docx
@@ -675,6 +675,22 @@
           <w:i w:val="0"/>
           <w:sz w:val="21"/>
         </w:rPr>
+        <w:t>Настоящее согласие распространяется на весь курс указанного лечения, включая повторные визиты в его рамках. При существенном изменении объёма или метода лечения оформляется новое согласие.</w:t>
+      </w:r>
+    </w:p>
+    <w:p>
+      <w:pPr>
+        <w:keepNext w:val="0"/>
+        <w:spacing w:after="60"/>
+        <w:jc w:val="both"/>
+      </w:pPr>
+      <w:r>
+        <w:rPr>
+          <w:rFonts w:ascii="Times New Roman" w:hAnsi="Times New Roman" w:eastAsia="Times New Roman"/>
+          <w:b w:val="0"/>
+          <w:i w:val="0"/>
+          <w:sz w:val="21"/>
+        </w:rPr>
         <w:t>Мне была предоставлена возможность задать вопросы; ответы получены в понятной для меня форме. Текст согласия мною прочитан, его смысл и назначение мне понятны.</w:t>
       </w:r>
     </w:p>
@@ -1315,7 +1331,7 @@
     <w:qFormat/>
     <w:rsid w:val="00FC693F"/>
     <w:pPr>
-      <w:spacing w:after="60" w:line="264" w:lineRule="auto"/>
+      <w:spacing w:after="40" w:line="247" w:lineRule="auto"/>
     </w:pPr>
     <w:rPr>
       <w:rFonts w:ascii="Times New Roman" w:hAnsi="Times New Roman" w:eastAsia="Times New Roman"/>

--- a/_materials/dogovor-pacienta/out/ИДС-рентгенологическое-исследование.docx
+++ b/_materials/dogovor-pacienta/out/ИДС-рентгенологическое-исследование.docx
@@ -874,7 +874,7 @@
     </w:tbl>
     <w:sectPr>
       <w:footerReference w:type="default" r:id="rId9"/>
-      <w:pgSz w:w="12240" w:h="15840"/>
+      <w:pgSz w:w="11906" w:h="16838"/>
       <w:pgMar w:top="1020" w:right="850" w:bottom="907" w:left="1134" w:header="720" w:footer="720" w:gutter="0"/>
       <w:cols w:space="720"/>
       <w:docGrid w:linePitch="360"/>

--- a/_materials/dogovor-pacienta/out/ИДС-рентгенологическое-исследование.docx
+++ b/_materials/dogovor-pacienta/out/ИДС-рентгенологическое-исследование.docx
@@ -872,6 +872,1454 @@
         </w:tc>
       </w:tr>
     </w:tbl>
+    <w:p>
+      <w:r>
+        <w:br w:type="page"/>
+      </w:r>
+    </w:p>
+    <w:p>
+      <w:pPr>
+        <w:keepNext w:val="0"/>
+        <w:spacing w:after="20"/>
+        <w:jc w:val="left"/>
+      </w:pPr>
+      <w:r>
+        <w:rPr>
+          <w:rFonts w:ascii="Times New Roman" w:hAnsi="Times New Roman" w:eastAsia="Times New Roman"/>
+          <w:b/>
+          <w:i w:val="0"/>
+          <w:sz w:val="19"/>
+        </w:rPr>
+        <w:t>Общество с ограниченной ответственностью «АНГЕЛ-ДЕНТ»</w:t>
+      </w:r>
+    </w:p>
+    <w:p>
+      <w:pPr>
+        <w:keepNext w:val="0"/>
+        <w:spacing w:after="20"/>
+        <w:jc w:val="left"/>
+      </w:pPr>
+      <w:r>
+        <w:rPr>
+          <w:rFonts w:ascii="Times New Roman" w:hAnsi="Times New Roman" w:eastAsia="Times New Roman"/>
+          <w:b w:val="0"/>
+          <w:i w:val="0"/>
+          <w:sz w:val="19"/>
+        </w:rPr>
+        <w:t>Место оказания услуг: стоматология «Ангел-Дент», 143968, Московская область, г. Реутов, ул. Победы, д. 22, тел. +7 (910) 458-88-08</w:t>
+      </w:r>
+    </w:p>
+    <w:p>
+      <w:pPr>
+        <w:keepNext w:val="0"/>
+        <w:spacing w:after="120"/>
+        <w:jc w:val="left"/>
+      </w:pPr>
+      <w:r>
+        <w:rPr>
+          <w:rFonts w:ascii="Times New Roman" w:hAnsi="Times New Roman" w:eastAsia="Times New Roman"/>
+          <w:b w:val="0"/>
+          <w:i w:val="0"/>
+          <w:sz w:val="19"/>
+        </w:rPr>
+        <w:t>Лицензия на осуществление медицинской деятельности № Л041-01162-50/00299266 от 19.07.2016, предоставлена бессрочно</w:t>
+      </w:r>
+    </w:p>
+    <w:p>
+      <w:pPr>
+        <w:keepNext/>
+        <w:spacing w:after="40"/>
+        <w:jc w:val="center"/>
+      </w:pPr>
+      <w:r>
+        <w:rPr>
+          <w:rFonts w:ascii="Times New Roman" w:hAnsi="Times New Roman" w:eastAsia="Times New Roman"/>
+          <w:b/>
+          <w:i w:val="0"/>
+          <w:sz w:val="25"/>
+        </w:rPr>
+        <w:t>ЛИСТ</w:t>
+      </w:r>
+    </w:p>
+    <w:p>
+      <w:pPr>
+        <w:keepNext/>
+        <w:spacing w:after="40"/>
+        <w:jc w:val="center"/>
+      </w:pPr>
+      <w:r>
+        <w:rPr>
+          <w:rFonts w:ascii="Times New Roman" w:hAnsi="Times New Roman" w:eastAsia="Times New Roman"/>
+          <w:b/>
+          <w:i w:val="0"/>
+          <w:sz w:val="25"/>
+        </w:rPr>
+        <w:t>учёта дозовых нагрузок пациента при рентгенологических исследованиях</w:t>
+      </w:r>
+    </w:p>
+    <w:p>
+      <w:pPr>
+        <w:keepNext w:val="0"/>
+        <w:spacing w:after="160"/>
+        <w:jc w:val="center"/>
+      </w:pPr>
+      <w:r>
+        <w:rPr>
+          <w:rFonts w:ascii="Times New Roman" w:hAnsi="Times New Roman" w:eastAsia="Times New Roman"/>
+          <w:b w:val="0"/>
+          <w:i/>
+          <w:sz w:val="18"/>
+        </w:rPr>
+        <w:t>Вклеивается в медицинскую карту стоматологического пациента (форма № 043/у). Доза, полученная пациентом, регистрируется, а по требованию гражданина ему сообщается (ст. 17 Федерального закона от 09.01.1996 № 3-ФЗ «О радиационной безопасности населения»).</w:t>
+      </w:r>
+    </w:p>
+    <w:tbl>
+      <w:tblPr>
+        <w:tblStyle w:val="TableGrid"/>
+        <w:tblW w:type="auto" w:w="0"/>
+        <w:jc w:val="left"/>
+        <w:tblLayout w:type="fixed"/>
+        <w:tblLook w:firstColumn="1" w:firstRow="1" w:lastColumn="0" w:lastRow="0" w:noHBand="0" w:noVBand="1" w:val="04A0"/>
+        <w:tblBorders>
+          <w:top w:val="single" w:sz="4" w:color="A6A6A6"/>
+          <w:left w:val="single" w:sz="4" w:color="A6A6A6"/>
+          <w:bottom w:val="single" w:sz="4" w:color="A6A6A6"/>
+          <w:right w:val="single" w:sz="4" w:color="A6A6A6"/>
+          <w:insideH w:val="single" w:sz="4" w:color="A6A6A6"/>
+          <w:insideV w:val="single" w:sz="4" w:color="A6A6A6"/>
+        </w:tblBorders>
+      </w:tblPr>
+      <w:tblGrid>
+        <w:gridCol w:w="2948"/>
+        <w:gridCol w:w="6690"/>
+      </w:tblGrid>
+      <w:tr>
+        <w:trPr>
+          <w:trHeight w:val="482"/>
+        </w:trPr>
+        <w:tc>
+          <w:tcPr>
+            <w:tcW w:type="dxa" w:w="2948"/>
+            <w:vAlign w:val="center"/>
+          </w:tcPr>
+          <w:p>
+            <w:pPr>
+              <w:spacing w:after="0"/>
+            </w:pPr>
+            <w:r/>
+            <w:r>
+              <w:rPr>
+                <w:rFonts w:ascii="Times New Roman" w:hAnsi="Times New Roman" w:eastAsia="Times New Roman"/>
+                <w:b w:val="0"/>
+                <w:i w:val="0"/>
+                <w:color w:val="595959"/>
+                <w:sz w:val="18"/>
+              </w:rPr>
+              <w:t>Фамилия, имя, отчество пациента</w:t>
+            </w:r>
+          </w:p>
+        </w:tc>
+        <w:tc>
+          <w:tcPr>
+            <w:tcW w:type="dxa" w:w="6690"/>
+            <w:vAlign w:val="center"/>
+          </w:tcPr>
+          <w:p>
+            <w:pPr>
+              <w:spacing w:after="0"/>
+            </w:pPr>
+            <w:r/>
+            <w:r>
+              <w:rPr>
+                <w:rFonts w:ascii="Times New Roman" w:hAnsi="Times New Roman" w:eastAsia="Times New Roman"/>
+                <w:b w:val="0"/>
+                <w:i w:val="0"/>
+                <w:sz w:val="21"/>
+              </w:rPr>
+            </w:r>
+          </w:p>
+        </w:tc>
+      </w:tr>
+      <w:tr>
+        <w:trPr>
+          <w:trHeight w:val="329"/>
+        </w:trPr>
+        <w:tc>
+          <w:tcPr>
+            <w:tcW w:type="dxa" w:w="2948"/>
+            <w:vAlign w:val="center"/>
+          </w:tcPr>
+          <w:p>
+            <w:pPr>
+              <w:spacing w:after="0"/>
+            </w:pPr>
+            <w:r/>
+            <w:r>
+              <w:rPr>
+                <w:rFonts w:ascii="Times New Roman" w:hAnsi="Times New Roman" w:eastAsia="Times New Roman"/>
+                <w:b w:val="0"/>
+                <w:i w:val="0"/>
+                <w:color w:val="595959"/>
+                <w:sz w:val="18"/>
+              </w:rPr>
+              <w:t>Дата рождения</w:t>
+            </w:r>
+          </w:p>
+        </w:tc>
+        <w:tc>
+          <w:tcPr>
+            <w:tcW w:type="dxa" w:w="6690"/>
+            <w:vAlign w:val="center"/>
+          </w:tcPr>
+          <w:p>
+            <w:pPr>
+              <w:spacing w:after="0"/>
+            </w:pPr>
+            <w:r/>
+            <w:r>
+              <w:rPr>
+                <w:rFonts w:ascii="Times New Roman" w:hAnsi="Times New Roman" w:eastAsia="Times New Roman"/>
+                <w:b w:val="0"/>
+                <w:i w:val="0"/>
+                <w:sz w:val="21"/>
+              </w:rPr>
+            </w:r>
+          </w:p>
+        </w:tc>
+      </w:tr>
+      <w:tr>
+        <w:trPr>
+          <w:trHeight w:val="329"/>
+        </w:trPr>
+        <w:tc>
+          <w:tcPr>
+            <w:tcW w:type="dxa" w:w="2948"/>
+            <w:vAlign w:val="center"/>
+          </w:tcPr>
+          <w:p>
+            <w:pPr>
+              <w:spacing w:after="0"/>
+            </w:pPr>
+            <w:r/>
+            <w:r>
+              <w:rPr>
+                <w:rFonts w:ascii="Times New Roman" w:hAnsi="Times New Roman" w:eastAsia="Times New Roman"/>
+                <w:b w:val="0"/>
+                <w:i w:val="0"/>
+                <w:color w:val="595959"/>
+                <w:sz w:val="18"/>
+              </w:rPr>
+              <w:t>Номер медицинской карты</w:t>
+            </w:r>
+          </w:p>
+        </w:tc>
+        <w:tc>
+          <w:tcPr>
+            <w:tcW w:type="dxa" w:w="6690"/>
+            <w:vAlign w:val="center"/>
+          </w:tcPr>
+          <w:p>
+            <w:pPr>
+              <w:spacing w:after="0"/>
+            </w:pPr>
+            <w:r/>
+            <w:r>
+              <w:rPr>
+                <w:rFonts w:ascii="Times New Roman" w:hAnsi="Times New Roman" w:eastAsia="Times New Roman"/>
+                <w:b w:val="0"/>
+                <w:i w:val="0"/>
+                <w:sz w:val="21"/>
+              </w:rPr>
+            </w:r>
+          </w:p>
+        </w:tc>
+      </w:tr>
+    </w:tbl>
+    <w:p>
+      <w:pPr>
+        <w:keepNext w:val="0"/>
+        <w:spacing w:after="100"/>
+        <w:jc w:val="both"/>
+      </w:pPr>
+      <w:r>
+        <w:rPr>
+          <w:rFonts w:ascii="Times New Roman" w:hAnsi="Times New Roman" w:eastAsia="Times New Roman"/>
+          <w:b w:val="0"/>
+          <w:i w:val="0"/>
+          <w:sz w:val="21"/>
+        </w:rPr>
+      </w:r>
+    </w:p>
+    <w:tbl>
+      <w:tblPr>
+        <w:tblStyle w:val="TableGrid"/>
+        <w:tblW w:type="auto" w:w="0"/>
+        <w:jc w:val="left"/>
+        <w:tblLayout w:type="fixed"/>
+        <w:tblLook w:firstColumn="1" w:firstRow="1" w:lastColumn="0" w:lastRow="0" w:noHBand="0" w:noVBand="1" w:val="04A0"/>
+      </w:tblPr>
+      <w:tblGrid>
+        <w:gridCol w:w="1134"/>
+        <w:gridCol w:w="3402"/>
+        <w:gridCol w:w="1701"/>
+        <w:gridCol w:w="1361"/>
+        <w:gridCol w:w="2041"/>
+      </w:tblGrid>
+      <w:tr>
+        <w:tc>
+          <w:tcPr>
+            <w:tcW w:type="dxa" w:w="1134"/>
+          </w:tcPr>
+          <w:p>
+            <w:pPr>
+              <w:spacing w:after="0"/>
+              <w:jc w:val="center"/>
+            </w:pPr>
+            <w:r/>
+            <w:r>
+              <w:rPr>
+                <w:rFonts w:ascii="Times New Roman" w:hAnsi="Times New Roman" w:eastAsia="Times New Roman"/>
+                <w:b/>
+                <w:i w:val="0"/>
+                <w:sz w:val="18"/>
+              </w:rPr>
+              <w:t>Дата</w:t>
+            </w:r>
+          </w:p>
+        </w:tc>
+        <w:tc>
+          <w:tcPr>
+            <w:tcW w:type="dxa" w:w="3402"/>
+          </w:tcPr>
+          <w:p>
+            <w:pPr>
+              <w:spacing w:after="0"/>
+              <w:jc w:val="center"/>
+            </w:pPr>
+            <w:r/>
+            <w:r>
+              <w:rPr>
+                <w:rFonts w:ascii="Times New Roman" w:hAnsi="Times New Roman" w:eastAsia="Times New Roman"/>
+                <w:b/>
+                <w:i w:val="0"/>
+                <w:sz w:val="18"/>
+              </w:rPr>
+              <w:t>Вид исследования (прицельный снимок, ортопантомограмма, телерентгенограмма, компьютерная томограмма)</w:t>
+            </w:r>
+          </w:p>
+        </w:tc>
+        <w:tc>
+          <w:tcPr>
+            <w:tcW w:type="dxa" w:w="1701"/>
+          </w:tcPr>
+          <w:p>
+            <w:pPr>
+              <w:spacing w:after="0"/>
+              <w:jc w:val="center"/>
+            </w:pPr>
+            <w:r/>
+            <w:r>
+              <w:rPr>
+                <w:rFonts w:ascii="Times New Roman" w:hAnsi="Times New Roman" w:eastAsia="Times New Roman"/>
+                <w:b/>
+                <w:i w:val="0"/>
+                <w:sz w:val="18"/>
+              </w:rPr>
+              <w:t>Область исследования</w:t>
+            </w:r>
+          </w:p>
+        </w:tc>
+        <w:tc>
+          <w:tcPr>
+            <w:tcW w:type="dxa" w:w="1361"/>
+          </w:tcPr>
+          <w:p>
+            <w:pPr>
+              <w:spacing w:after="0"/>
+              <w:jc w:val="center"/>
+            </w:pPr>
+            <w:r/>
+            <w:r>
+              <w:rPr>
+                <w:rFonts w:ascii="Times New Roman" w:hAnsi="Times New Roman" w:eastAsia="Times New Roman"/>
+                <w:b/>
+                <w:i w:val="0"/>
+                <w:sz w:val="18"/>
+              </w:rPr>
+              <w:t>Эффективная доза, мЗв</w:t>
+            </w:r>
+          </w:p>
+        </w:tc>
+        <w:tc>
+          <w:tcPr>
+            <w:tcW w:type="dxa" w:w="2041"/>
+          </w:tcPr>
+          <w:p>
+            <w:pPr>
+              <w:spacing w:after="0"/>
+              <w:jc w:val="center"/>
+            </w:pPr>
+            <w:r/>
+            <w:r>
+              <w:rPr>
+                <w:rFonts w:ascii="Times New Roman" w:hAnsi="Times New Roman" w:eastAsia="Times New Roman"/>
+                <w:b/>
+                <w:i w:val="0"/>
+                <w:sz w:val="18"/>
+              </w:rPr>
+              <w:t>Ф. И. О. и подпись выполнившего</w:t>
+            </w:r>
+          </w:p>
+        </w:tc>
+      </w:tr>
+      <w:tr>
+        <w:trPr>
+          <w:trHeight w:val="351"/>
+        </w:trPr>
+        <w:tc>
+          <w:tcPr>
+            <w:tcW w:type="dxa" w:w="1134"/>
+          </w:tcPr>
+          <w:p>
+            <w:pPr>
+              <w:spacing w:after="0"/>
+            </w:pPr>
+            <w:r/>
+          </w:p>
+        </w:tc>
+        <w:tc>
+          <w:tcPr>
+            <w:tcW w:type="dxa" w:w="3402"/>
+          </w:tcPr>
+          <w:p>
+            <w:pPr>
+              <w:spacing w:after="0"/>
+            </w:pPr>
+            <w:r/>
+          </w:p>
+        </w:tc>
+        <w:tc>
+          <w:tcPr>
+            <w:tcW w:type="dxa" w:w="1701"/>
+          </w:tcPr>
+          <w:p>
+            <w:pPr>
+              <w:spacing w:after="0"/>
+            </w:pPr>
+            <w:r/>
+          </w:p>
+        </w:tc>
+        <w:tc>
+          <w:tcPr>
+            <w:tcW w:type="dxa" w:w="1361"/>
+          </w:tcPr>
+          <w:p>
+            <w:pPr>
+              <w:spacing w:after="0"/>
+            </w:pPr>
+            <w:r/>
+          </w:p>
+        </w:tc>
+        <w:tc>
+          <w:tcPr>
+            <w:tcW w:type="dxa" w:w="2041"/>
+          </w:tcPr>
+          <w:p>
+            <w:pPr>
+              <w:spacing w:after="0"/>
+            </w:pPr>
+            <w:r/>
+          </w:p>
+        </w:tc>
+      </w:tr>
+      <w:tr>
+        <w:trPr>
+          <w:trHeight w:val="351"/>
+        </w:trPr>
+        <w:tc>
+          <w:tcPr>
+            <w:tcW w:type="dxa" w:w="1134"/>
+          </w:tcPr>
+          <w:p>
+            <w:pPr>
+              <w:spacing w:after="0"/>
+            </w:pPr>
+            <w:r/>
+          </w:p>
+        </w:tc>
+        <w:tc>
+          <w:tcPr>
+            <w:tcW w:type="dxa" w:w="3402"/>
+          </w:tcPr>
+          <w:p>
+            <w:pPr>
+              <w:spacing w:after="0"/>
+            </w:pPr>
+            <w:r/>
+          </w:p>
+        </w:tc>
+        <w:tc>
+          <w:tcPr>
+            <w:tcW w:type="dxa" w:w="1701"/>
+          </w:tcPr>
+          <w:p>
+            <w:pPr>
+              <w:spacing w:after="0"/>
+            </w:pPr>
+            <w:r/>
+          </w:p>
+        </w:tc>
+        <w:tc>
+          <w:tcPr>
+            <w:tcW w:type="dxa" w:w="1361"/>
+          </w:tcPr>
+          <w:p>
+            <w:pPr>
+              <w:spacing w:after="0"/>
+            </w:pPr>
+            <w:r/>
+          </w:p>
+        </w:tc>
+        <w:tc>
+          <w:tcPr>
+            <w:tcW w:type="dxa" w:w="2041"/>
+          </w:tcPr>
+          <w:p>
+            <w:pPr>
+              <w:spacing w:after="0"/>
+            </w:pPr>
+            <w:r/>
+          </w:p>
+        </w:tc>
+      </w:tr>
+      <w:tr>
+        <w:trPr>
+          <w:trHeight w:val="351"/>
+        </w:trPr>
+        <w:tc>
+          <w:tcPr>
+            <w:tcW w:type="dxa" w:w="1134"/>
+          </w:tcPr>
+          <w:p>
+            <w:pPr>
+              <w:spacing w:after="0"/>
+            </w:pPr>
+            <w:r/>
+          </w:p>
+        </w:tc>
+        <w:tc>
+          <w:tcPr>
+            <w:tcW w:type="dxa" w:w="3402"/>
+          </w:tcPr>
+          <w:p>
+            <w:pPr>
+              <w:spacing w:after="0"/>
+            </w:pPr>
+            <w:r/>
+          </w:p>
+        </w:tc>
+        <w:tc>
+          <w:tcPr>
+            <w:tcW w:type="dxa" w:w="1701"/>
+          </w:tcPr>
+          <w:p>
+            <w:pPr>
+              <w:spacing w:after="0"/>
+            </w:pPr>
+            <w:r/>
+          </w:p>
+        </w:tc>
+        <w:tc>
+          <w:tcPr>
+            <w:tcW w:type="dxa" w:w="1361"/>
+          </w:tcPr>
+          <w:p>
+            <w:pPr>
+              <w:spacing w:after="0"/>
+            </w:pPr>
+            <w:r/>
+          </w:p>
+        </w:tc>
+        <w:tc>
+          <w:tcPr>
+            <w:tcW w:type="dxa" w:w="2041"/>
+          </w:tcPr>
+          <w:p>
+            <w:pPr>
+              <w:spacing w:after="0"/>
+            </w:pPr>
+            <w:r/>
+          </w:p>
+        </w:tc>
+      </w:tr>
+      <w:tr>
+        <w:trPr>
+          <w:trHeight w:val="351"/>
+        </w:trPr>
+        <w:tc>
+          <w:tcPr>
+            <w:tcW w:type="dxa" w:w="1134"/>
+          </w:tcPr>
+          <w:p>
+            <w:pPr>
+              <w:spacing w:after="0"/>
+            </w:pPr>
+            <w:r/>
+          </w:p>
+        </w:tc>
+        <w:tc>
+          <w:tcPr>
+            <w:tcW w:type="dxa" w:w="3402"/>
+          </w:tcPr>
+          <w:p>
+            <w:pPr>
+              <w:spacing w:after="0"/>
+            </w:pPr>
+            <w:r/>
+          </w:p>
+        </w:tc>
+        <w:tc>
+          <w:tcPr>
+            <w:tcW w:type="dxa" w:w="1701"/>
+          </w:tcPr>
+          <w:p>
+            <w:pPr>
+              <w:spacing w:after="0"/>
+            </w:pPr>
+            <w:r/>
+          </w:p>
+        </w:tc>
+        <w:tc>
+          <w:tcPr>
+            <w:tcW w:type="dxa" w:w="1361"/>
+          </w:tcPr>
+          <w:p>
+            <w:pPr>
+              <w:spacing w:after="0"/>
+            </w:pPr>
+            <w:r/>
+          </w:p>
+        </w:tc>
+        <w:tc>
+          <w:tcPr>
+            <w:tcW w:type="dxa" w:w="2041"/>
+          </w:tcPr>
+          <w:p>
+            <w:pPr>
+              <w:spacing w:after="0"/>
+            </w:pPr>
+            <w:r/>
+          </w:p>
+        </w:tc>
+      </w:tr>
+      <w:tr>
+        <w:trPr>
+          <w:trHeight w:val="351"/>
+        </w:trPr>
+        <w:tc>
+          <w:tcPr>
+            <w:tcW w:type="dxa" w:w="1134"/>
+          </w:tcPr>
+          <w:p>
+            <w:pPr>
+              <w:spacing w:after="0"/>
+            </w:pPr>
+            <w:r/>
+          </w:p>
+        </w:tc>
+        <w:tc>
+          <w:tcPr>
+            <w:tcW w:type="dxa" w:w="3402"/>
+          </w:tcPr>
+          <w:p>
+            <w:pPr>
+              <w:spacing w:after="0"/>
+            </w:pPr>
+            <w:r/>
+          </w:p>
+        </w:tc>
+        <w:tc>
+          <w:tcPr>
+            <w:tcW w:type="dxa" w:w="1701"/>
+          </w:tcPr>
+          <w:p>
+            <w:pPr>
+              <w:spacing w:after="0"/>
+            </w:pPr>
+            <w:r/>
+          </w:p>
+        </w:tc>
+        <w:tc>
+          <w:tcPr>
+            <w:tcW w:type="dxa" w:w="1361"/>
+          </w:tcPr>
+          <w:p>
+            <w:pPr>
+              <w:spacing w:after="0"/>
+            </w:pPr>
+            <w:r/>
+          </w:p>
+        </w:tc>
+        <w:tc>
+          <w:tcPr>
+            <w:tcW w:type="dxa" w:w="2041"/>
+          </w:tcPr>
+          <w:p>
+            <w:pPr>
+              <w:spacing w:after="0"/>
+            </w:pPr>
+            <w:r/>
+          </w:p>
+        </w:tc>
+      </w:tr>
+      <w:tr>
+        <w:trPr>
+          <w:trHeight w:val="351"/>
+        </w:trPr>
+        <w:tc>
+          <w:tcPr>
+            <w:tcW w:type="dxa" w:w="1134"/>
+          </w:tcPr>
+          <w:p>
+            <w:pPr>
+              <w:spacing w:after="0"/>
+            </w:pPr>
+            <w:r/>
+          </w:p>
+        </w:tc>
+        <w:tc>
+          <w:tcPr>
+            <w:tcW w:type="dxa" w:w="3402"/>
+          </w:tcPr>
+          <w:p>
+            <w:pPr>
+              <w:spacing w:after="0"/>
+            </w:pPr>
+            <w:r/>
+          </w:p>
+        </w:tc>
+        <w:tc>
+          <w:tcPr>
+            <w:tcW w:type="dxa" w:w="1701"/>
+          </w:tcPr>
+          <w:p>
+            <w:pPr>
+              <w:spacing w:after="0"/>
+            </w:pPr>
+            <w:r/>
+          </w:p>
+        </w:tc>
+        <w:tc>
+          <w:tcPr>
+            <w:tcW w:type="dxa" w:w="1361"/>
+          </w:tcPr>
+          <w:p>
+            <w:pPr>
+              <w:spacing w:after="0"/>
+            </w:pPr>
+            <w:r/>
+          </w:p>
+        </w:tc>
+        <w:tc>
+          <w:tcPr>
+            <w:tcW w:type="dxa" w:w="2041"/>
+          </w:tcPr>
+          <w:p>
+            <w:pPr>
+              <w:spacing w:after="0"/>
+            </w:pPr>
+            <w:r/>
+          </w:p>
+        </w:tc>
+      </w:tr>
+      <w:tr>
+        <w:trPr>
+          <w:trHeight w:val="351"/>
+        </w:trPr>
+        <w:tc>
+          <w:tcPr>
+            <w:tcW w:type="dxa" w:w="1134"/>
+          </w:tcPr>
+          <w:p>
+            <w:pPr>
+              <w:spacing w:after="0"/>
+            </w:pPr>
+            <w:r/>
+          </w:p>
+        </w:tc>
+        <w:tc>
+          <w:tcPr>
+            <w:tcW w:type="dxa" w:w="3402"/>
+          </w:tcPr>
+          <w:p>
+            <w:pPr>
+              <w:spacing w:after="0"/>
+            </w:pPr>
+            <w:r/>
+          </w:p>
+        </w:tc>
+        <w:tc>
+          <w:tcPr>
+            <w:tcW w:type="dxa" w:w="1701"/>
+          </w:tcPr>
+          <w:p>
+            <w:pPr>
+              <w:spacing w:after="0"/>
+            </w:pPr>
+            <w:r/>
+          </w:p>
+        </w:tc>
+        <w:tc>
+          <w:tcPr>
+            <w:tcW w:type="dxa" w:w="1361"/>
+          </w:tcPr>
+          <w:p>
+            <w:pPr>
+              <w:spacing w:after="0"/>
+            </w:pPr>
+            <w:r/>
+          </w:p>
+        </w:tc>
+        <w:tc>
+          <w:tcPr>
+            <w:tcW w:type="dxa" w:w="2041"/>
+          </w:tcPr>
+          <w:p>
+            <w:pPr>
+              <w:spacing w:after="0"/>
+            </w:pPr>
+            <w:r/>
+          </w:p>
+        </w:tc>
+      </w:tr>
+      <w:tr>
+        <w:trPr>
+          <w:trHeight w:val="351"/>
+        </w:trPr>
+        <w:tc>
+          <w:tcPr>
+            <w:tcW w:type="dxa" w:w="1134"/>
+          </w:tcPr>
+          <w:p>
+            <w:pPr>
+              <w:spacing w:after="0"/>
+            </w:pPr>
+            <w:r/>
+          </w:p>
+        </w:tc>
+        <w:tc>
+          <w:tcPr>
+            <w:tcW w:type="dxa" w:w="3402"/>
+          </w:tcPr>
+          <w:p>
+            <w:pPr>
+              <w:spacing w:after="0"/>
+            </w:pPr>
+            <w:r/>
+          </w:p>
+        </w:tc>
+        <w:tc>
+          <w:tcPr>
+            <w:tcW w:type="dxa" w:w="1701"/>
+          </w:tcPr>
+          <w:p>
+            <w:pPr>
+              <w:spacing w:after="0"/>
+            </w:pPr>
+            <w:r/>
+          </w:p>
+        </w:tc>
+        <w:tc>
+          <w:tcPr>
+            <w:tcW w:type="dxa" w:w="1361"/>
+          </w:tcPr>
+          <w:p>
+            <w:pPr>
+              <w:spacing w:after="0"/>
+            </w:pPr>
+            <w:r/>
+          </w:p>
+        </w:tc>
+        <w:tc>
+          <w:tcPr>
+            <w:tcW w:type="dxa" w:w="2041"/>
+          </w:tcPr>
+          <w:p>
+            <w:pPr>
+              <w:spacing w:after="0"/>
+            </w:pPr>
+            <w:r/>
+          </w:p>
+        </w:tc>
+      </w:tr>
+      <w:tr>
+        <w:trPr>
+          <w:trHeight w:val="351"/>
+        </w:trPr>
+        <w:tc>
+          <w:tcPr>
+            <w:tcW w:type="dxa" w:w="1134"/>
+          </w:tcPr>
+          <w:p>
+            <w:pPr>
+              <w:spacing w:after="0"/>
+            </w:pPr>
+            <w:r/>
+          </w:p>
+        </w:tc>
+        <w:tc>
+          <w:tcPr>
+            <w:tcW w:type="dxa" w:w="3402"/>
+          </w:tcPr>
+          <w:p>
+            <w:pPr>
+              <w:spacing w:after="0"/>
+            </w:pPr>
+            <w:r/>
+          </w:p>
+        </w:tc>
+        <w:tc>
+          <w:tcPr>
+            <w:tcW w:type="dxa" w:w="1701"/>
+          </w:tcPr>
+          <w:p>
+            <w:pPr>
+              <w:spacing w:after="0"/>
+            </w:pPr>
+            <w:r/>
+          </w:p>
+        </w:tc>
+        <w:tc>
+          <w:tcPr>
+            <w:tcW w:type="dxa" w:w="1361"/>
+          </w:tcPr>
+          <w:p>
+            <w:pPr>
+              <w:spacing w:after="0"/>
+            </w:pPr>
+            <w:r/>
+          </w:p>
+        </w:tc>
+        <w:tc>
+          <w:tcPr>
+            <w:tcW w:type="dxa" w:w="2041"/>
+          </w:tcPr>
+          <w:p>
+            <w:pPr>
+              <w:spacing w:after="0"/>
+            </w:pPr>
+            <w:r/>
+          </w:p>
+        </w:tc>
+      </w:tr>
+      <w:tr>
+        <w:trPr>
+          <w:trHeight w:val="351"/>
+        </w:trPr>
+        <w:tc>
+          <w:tcPr>
+            <w:tcW w:type="dxa" w:w="1134"/>
+          </w:tcPr>
+          <w:p>
+            <w:pPr>
+              <w:spacing w:after="0"/>
+            </w:pPr>
+            <w:r/>
+          </w:p>
+        </w:tc>
+        <w:tc>
+          <w:tcPr>
+            <w:tcW w:type="dxa" w:w="3402"/>
+          </w:tcPr>
+          <w:p>
+            <w:pPr>
+              <w:spacing w:after="0"/>
+            </w:pPr>
+            <w:r/>
+          </w:p>
+        </w:tc>
+        <w:tc>
+          <w:tcPr>
+            <w:tcW w:type="dxa" w:w="1701"/>
+          </w:tcPr>
+          <w:p>
+            <w:pPr>
+              <w:spacing w:after="0"/>
+            </w:pPr>
+            <w:r/>
+          </w:p>
+        </w:tc>
+        <w:tc>
+          <w:tcPr>
+            <w:tcW w:type="dxa" w:w="1361"/>
+          </w:tcPr>
+          <w:p>
+            <w:pPr>
+              <w:spacing w:after="0"/>
+            </w:pPr>
+            <w:r/>
+          </w:p>
+        </w:tc>
+        <w:tc>
+          <w:tcPr>
+            <w:tcW w:type="dxa" w:w="2041"/>
+          </w:tcPr>
+          <w:p>
+            <w:pPr>
+              <w:spacing w:after="0"/>
+            </w:pPr>
+            <w:r/>
+          </w:p>
+        </w:tc>
+      </w:tr>
+      <w:tr>
+        <w:trPr>
+          <w:trHeight w:val="351"/>
+        </w:trPr>
+        <w:tc>
+          <w:tcPr>
+            <w:tcW w:type="dxa" w:w="1134"/>
+          </w:tcPr>
+          <w:p>
+            <w:pPr>
+              <w:spacing w:after="0"/>
+            </w:pPr>
+            <w:r/>
+          </w:p>
+        </w:tc>
+        <w:tc>
+          <w:tcPr>
+            <w:tcW w:type="dxa" w:w="3402"/>
+          </w:tcPr>
+          <w:p>
+            <w:pPr>
+              <w:spacing w:after="0"/>
+            </w:pPr>
+            <w:r/>
+          </w:p>
+        </w:tc>
+        <w:tc>
+          <w:tcPr>
+            <w:tcW w:type="dxa" w:w="1701"/>
+          </w:tcPr>
+          <w:p>
+            <w:pPr>
+              <w:spacing w:after="0"/>
+            </w:pPr>
+            <w:r/>
+          </w:p>
+        </w:tc>
+        <w:tc>
+          <w:tcPr>
+            <w:tcW w:type="dxa" w:w="1361"/>
+          </w:tcPr>
+          <w:p>
+            <w:pPr>
+              <w:spacing w:after="0"/>
+            </w:pPr>
+            <w:r/>
+          </w:p>
+        </w:tc>
+        <w:tc>
+          <w:tcPr>
+            <w:tcW w:type="dxa" w:w="2041"/>
+          </w:tcPr>
+          <w:p>
+            <w:pPr>
+              <w:spacing w:after="0"/>
+            </w:pPr>
+            <w:r/>
+          </w:p>
+        </w:tc>
+      </w:tr>
+      <w:tr>
+        <w:trPr>
+          <w:trHeight w:val="351"/>
+        </w:trPr>
+        <w:tc>
+          <w:tcPr>
+            <w:tcW w:type="dxa" w:w="1134"/>
+          </w:tcPr>
+          <w:p>
+            <w:pPr>
+              <w:spacing w:after="0"/>
+            </w:pPr>
+            <w:r/>
+          </w:p>
+        </w:tc>
+        <w:tc>
+          <w:tcPr>
+            <w:tcW w:type="dxa" w:w="3402"/>
+          </w:tcPr>
+          <w:p>
+            <w:pPr>
+              <w:spacing w:after="0"/>
+            </w:pPr>
+            <w:r/>
+          </w:p>
+        </w:tc>
+        <w:tc>
+          <w:tcPr>
+            <w:tcW w:type="dxa" w:w="1701"/>
+          </w:tcPr>
+          <w:p>
+            <w:pPr>
+              <w:spacing w:after="0"/>
+            </w:pPr>
+            <w:r/>
+          </w:p>
+        </w:tc>
+        <w:tc>
+          <w:tcPr>
+            <w:tcW w:type="dxa" w:w="1361"/>
+          </w:tcPr>
+          <w:p>
+            <w:pPr>
+              <w:spacing w:after="0"/>
+            </w:pPr>
+            <w:r/>
+          </w:p>
+        </w:tc>
+        <w:tc>
+          <w:tcPr>
+            <w:tcW w:type="dxa" w:w="2041"/>
+          </w:tcPr>
+          <w:p>
+            <w:pPr>
+              <w:spacing w:after="0"/>
+            </w:pPr>
+            <w:r/>
+          </w:p>
+        </w:tc>
+      </w:tr>
+      <w:tr>
+        <w:trPr>
+          <w:trHeight w:val="351"/>
+        </w:trPr>
+        <w:tc>
+          <w:tcPr>
+            <w:tcW w:type="dxa" w:w="1134"/>
+          </w:tcPr>
+          <w:p>
+            <w:pPr>
+              <w:spacing w:after="0"/>
+            </w:pPr>
+            <w:r/>
+          </w:p>
+        </w:tc>
+        <w:tc>
+          <w:tcPr>
+            <w:tcW w:type="dxa" w:w="3402"/>
+          </w:tcPr>
+          <w:p>
+            <w:pPr>
+              <w:spacing w:after="0"/>
+            </w:pPr>
+            <w:r/>
+          </w:p>
+        </w:tc>
+        <w:tc>
+          <w:tcPr>
+            <w:tcW w:type="dxa" w:w="1701"/>
+          </w:tcPr>
+          <w:p>
+            <w:pPr>
+              <w:spacing w:after="0"/>
+            </w:pPr>
+            <w:r/>
+          </w:p>
+        </w:tc>
+        <w:tc>
+          <w:tcPr>
+            <w:tcW w:type="dxa" w:w="1361"/>
+          </w:tcPr>
+          <w:p>
+            <w:pPr>
+              <w:spacing w:after="0"/>
+            </w:pPr>
+            <w:r/>
+          </w:p>
+        </w:tc>
+        <w:tc>
+          <w:tcPr>
+            <w:tcW w:type="dxa" w:w="2041"/>
+          </w:tcPr>
+          <w:p>
+            <w:pPr>
+              <w:spacing w:after="0"/>
+            </w:pPr>
+            <w:r/>
+          </w:p>
+        </w:tc>
+      </w:tr>
+      <w:tr>
+        <w:trPr>
+          <w:trHeight w:val="351"/>
+        </w:trPr>
+        <w:tc>
+          <w:tcPr>
+            <w:tcW w:type="dxa" w:w="1134"/>
+          </w:tcPr>
+          <w:p>
+            <w:pPr>
+              <w:spacing w:after="0"/>
+            </w:pPr>
+            <w:r/>
+          </w:p>
+        </w:tc>
+        <w:tc>
+          <w:tcPr>
+            <w:tcW w:type="dxa" w:w="3402"/>
+          </w:tcPr>
+          <w:p>
+            <w:pPr>
+              <w:spacing w:after="0"/>
+            </w:pPr>
+            <w:r/>
+          </w:p>
+        </w:tc>
+        <w:tc>
+          <w:tcPr>
+            <w:tcW w:type="dxa" w:w="1701"/>
+          </w:tcPr>
+          <w:p>
+            <w:pPr>
+              <w:spacing w:after="0"/>
+            </w:pPr>
+            <w:r/>
+          </w:p>
+        </w:tc>
+        <w:tc>
+          <w:tcPr>
+            <w:tcW w:type="dxa" w:w="1361"/>
+          </w:tcPr>
+          <w:p>
+            <w:pPr>
+              <w:spacing w:after="0"/>
+            </w:pPr>
+            <w:r/>
+          </w:p>
+        </w:tc>
+        <w:tc>
+          <w:tcPr>
+            <w:tcW w:type="dxa" w:w="2041"/>
+          </w:tcPr>
+          <w:p>
+            <w:pPr>
+              <w:spacing w:after="0"/>
+            </w:pPr>
+            <w:r/>
+          </w:p>
+        </w:tc>
+      </w:tr>
+      <w:tr>
+        <w:trPr>
+          <w:trHeight w:val="351"/>
+        </w:trPr>
+        <w:tc>
+          <w:tcPr>
+            <w:tcW w:type="dxa" w:w="1134"/>
+          </w:tcPr>
+          <w:p>
+            <w:pPr>
+              <w:spacing w:after="0"/>
+            </w:pPr>
+            <w:r/>
+          </w:p>
+        </w:tc>
+        <w:tc>
+          <w:tcPr>
+            <w:tcW w:type="dxa" w:w="3402"/>
+          </w:tcPr>
+          <w:p>
+            <w:pPr>
+              <w:spacing w:after="0"/>
+            </w:pPr>
+            <w:r/>
+          </w:p>
+        </w:tc>
+        <w:tc>
+          <w:tcPr>
+            <w:tcW w:type="dxa" w:w="1701"/>
+          </w:tcPr>
+          <w:p>
+            <w:pPr>
+              <w:spacing w:after="0"/>
+            </w:pPr>
+            <w:r/>
+          </w:p>
+        </w:tc>
+        <w:tc>
+          <w:tcPr>
+            <w:tcW w:type="dxa" w:w="1361"/>
+          </w:tcPr>
+          <w:p>
+            <w:pPr>
+              <w:spacing w:after="0"/>
+            </w:pPr>
+            <w:r/>
+          </w:p>
+        </w:tc>
+        <w:tc>
+          <w:tcPr>
+            <w:tcW w:type="dxa" w:w="2041"/>
+          </w:tcPr>
+          <w:p>
+            <w:pPr>
+              <w:spacing w:after="0"/>
+            </w:pPr>
+            <w:r/>
+          </w:p>
+        </w:tc>
+      </w:tr>
+      <w:tr>
+        <w:trPr>
+          <w:trHeight w:val="351"/>
+        </w:trPr>
+        <w:tc>
+          <w:tcPr>
+            <w:tcW w:type="dxa" w:w="1134"/>
+          </w:tcPr>
+          <w:p>
+            <w:pPr>
+              <w:spacing w:after="0"/>
+            </w:pPr>
+            <w:r/>
+          </w:p>
+        </w:tc>
+        <w:tc>
+          <w:tcPr>
+            <w:tcW w:type="dxa" w:w="3402"/>
+          </w:tcPr>
+          <w:p>
+            <w:pPr>
+              <w:spacing w:after="0"/>
+            </w:pPr>
+            <w:r/>
+          </w:p>
+        </w:tc>
+        <w:tc>
+          <w:tcPr>
+            <w:tcW w:type="dxa" w:w="1701"/>
+          </w:tcPr>
+          <w:p>
+            <w:pPr>
+              <w:spacing w:after="0"/>
+            </w:pPr>
+            <w:r/>
+          </w:p>
+        </w:tc>
+        <w:tc>
+          <w:tcPr>
+            <w:tcW w:type="dxa" w:w="1361"/>
+          </w:tcPr>
+          <w:p>
+            <w:pPr>
+              <w:spacing w:after="0"/>
+            </w:pPr>
+            <w:r/>
+          </w:p>
+        </w:tc>
+        <w:tc>
+          <w:tcPr>
+            <w:tcW w:type="dxa" w:w="2041"/>
+          </w:tcPr>
+          <w:p>
+            <w:pPr>
+              <w:spacing w:after="0"/>
+            </w:pPr>
+            <w:r/>
+          </w:p>
+        </w:tc>
+      </w:tr>
+    </w:tbl>
+    <w:p>
+      <w:pPr>
+        <w:keepNext w:val="0"/>
+        <w:spacing w:after="100"/>
+        <w:jc w:val="both"/>
+      </w:pPr>
+      <w:r>
+        <w:rPr>
+          <w:rFonts w:ascii="Times New Roman" w:hAnsi="Times New Roman" w:eastAsia="Times New Roman"/>
+          <w:b w:val="0"/>
+          <w:i w:val="0"/>
+          <w:sz w:val="21"/>
+        </w:rPr>
+      </w:r>
+    </w:p>
+    <w:p>
+      <w:pPr>
+        <w:spacing w:after="40"/>
+        <w:ind w:left="454" w:hanging="227"/>
+      </w:pPr>
+      <w:r>
+        <w:rPr>
+          <w:rFonts w:ascii="Times New Roman" w:hAnsi="Times New Roman" w:eastAsia="Times New Roman"/>
+          <w:b w:val="0"/>
+          <w:i w:val="0"/>
+          <w:sz w:val="19"/>
+        </w:rPr>
+        <w:t xml:space="preserve">— </w:t>
+      </w:r>
+      <w:r>
+        <w:rPr>
+          <w:rFonts w:ascii="Times New Roman" w:hAnsi="Times New Roman" w:eastAsia="Times New Roman"/>
+          <w:b w:val="0"/>
+          <w:i w:val="0"/>
+          <w:sz w:val="19"/>
+        </w:rPr>
+        <w:t>Эффективная доза берётся из показаний аппарата либо рассчитывается по радиационному выходу и параметрам съёмки; значения по каждому аппарату приведены в его технической документации и в протоколе контроля.</w:t>
+      </w:r>
+    </w:p>
+    <w:p>
+      <w:pPr>
+        <w:spacing w:after="40"/>
+        <w:ind w:left="454" w:hanging="227"/>
+      </w:pPr>
+      <w:r>
+        <w:rPr>
+          <w:rFonts w:ascii="Times New Roman" w:hAnsi="Times New Roman" w:eastAsia="Times New Roman"/>
+          <w:b w:val="0"/>
+          <w:i w:val="0"/>
+          <w:sz w:val="19"/>
+        </w:rPr>
+        <w:t xml:space="preserve">— </w:t>
+      </w:r>
+      <w:r>
+        <w:rPr>
+          <w:rFonts w:ascii="Times New Roman" w:hAnsi="Times New Roman" w:eastAsia="Times New Roman"/>
+          <w:b w:val="0"/>
+          <w:i w:val="0"/>
+          <w:sz w:val="19"/>
+        </w:rPr>
+        <w:t>Беременность не является абсолютным противопоказанием, но исследование проводится только по клиническим показаниям, с использованием средств индивидуальной защиты; отметка о беременности делается в медицинской карте.</w:t>
+      </w:r>
+    </w:p>
+    <w:p>
+      <w:pPr>
+        <w:spacing w:after="40"/>
+        <w:ind w:left="454" w:hanging="227"/>
+      </w:pPr>
+      <w:r>
+        <w:rPr>
+          <w:rFonts w:ascii="Times New Roman" w:hAnsi="Times New Roman" w:eastAsia="Times New Roman"/>
+          <w:b w:val="0"/>
+          <w:i w:val="0"/>
+          <w:sz w:val="19"/>
+        </w:rPr>
+        <w:t xml:space="preserve">— </w:t>
+      </w:r>
+      <w:r>
+        <w:rPr>
+          <w:rFonts w:ascii="Times New Roman" w:hAnsi="Times New Roman" w:eastAsia="Times New Roman"/>
+          <w:b w:val="0"/>
+          <w:i w:val="0"/>
+          <w:sz w:val="19"/>
+        </w:rPr>
+        <w:t>Суммарная доза за календарный год: ____________ мЗв. При приближении к контрольному уровню врач-рентгенолог (либо врач, направивший на исследование) оценивает обоснованность дальнейших исследований.</w:t>
+      </w:r>
+    </w:p>
     <w:sectPr>
       <w:footerReference w:type="default" r:id="rId9"/>
       <w:pgSz w:w="11906" w:h="16838"/>
